--- a/public/gallery/examples/data-scientist/id/resume.docx
+++ b/public/gallery/examples/data-scientist/id/resume.docx
@@ -66,7 +66,7 @@
         </w:rPr>
         <w:t xml:space="preserve">📧 </w:t>
       </w:r>
-      <w:hyperlink w:history="1" r:id="rIdfboqslpv64ih6r_tjpxn1">
+      <w:hyperlink w:history="1" r:id="rIdb7vmtrgwa2r9i-nhycshp">
         <w:r>
           <w:rPr>
             <w:sz w:val="18"/>
@@ -89,7 +89,7 @@
         </w:rPr>
         <w:t xml:space="preserve">🔗 </w:t>
       </w:r>
-      <w:hyperlink w:history="1" r:id="rIdrkj_pn-ms2l8qbhyujhwr">
+      <w:hyperlink w:history="1" r:id="rIdralnrgmt9poqy0bqydog4">
         <w:r>
           <w:rPr>
             <w:sz w:val="18"/>
@@ -124,7 +124,7 @@
         <w:spacing w:after="200" w:line="276"/>
         <w:jc w:val="center"/>
       </w:pPr>
-      <w:hyperlink w:history="1" r:id="rId2cc3qprsvuyhjcko8edqi">
+      <w:hyperlink w:history="1" r:id="rId0i1a2ohnm2jt3wue7gofa">
         <w:r>
           <w:rPr>
             <w:sz w:val="18"/>
@@ -140,7 +140,7 @@
         </w:rPr>
         <w:t xml:space="preserve"> • </w:t>
       </w:r>
-      <w:hyperlink w:history="1" r:id="rId6cahpnmczeeyb9l_yppzm">
+      <w:hyperlink w:history="1" r:id="rIdgim49qlez4dfbkvxbh_0h">
         <w:r>
           <w:rPr>
             <w:sz w:val="18"/>
@@ -156,7 +156,7 @@
         </w:rPr>
         <w:t xml:space="preserve"> • </w:t>
       </w:r>
-      <w:hyperlink w:history="1" r:id="rIdfdacb5kv6atzaaaisuogm">
+      <w:hyperlink w:history="1" r:id="rId8hzm3pxnx8caji7xq7g_u">
         <w:r>
           <w:rPr>
             <w:sz w:val="18"/>
@@ -245,7 +245,7 @@
         </w:rPr>
         <w:t xml:space="preserve">	</w:t>
       </w:r>
-      <w:hyperlink w:history="1" r:id="rId3ocvmlqhlbhvchv1gs6c2">
+      <w:hyperlink w:history="1" r:id="rIdq9th2_bn66kuvs00smspb">
         <w:r>
           <w:rPr>
             <w:sz w:val="18"/>
@@ -408,7 +408,7 @@
         </w:rPr>
         <w:t xml:space="preserve">	</w:t>
       </w:r>
-      <w:hyperlink w:history="1" r:id="rIdpvglxiwp63r0b3lfpkf59">
+      <w:hyperlink w:history="1" r:id="rIdg5pok8r734xcqhzhxg1wz">
         <w:r>
           <w:rPr>
             <w:sz w:val="18"/>
@@ -590,7 +590,7 @@
         </w:rPr>
         <w:t xml:space="preserve">	</w:t>
       </w:r>
-      <w:hyperlink w:history="1" r:id="rId9uxa8phumynazehfw8sz5">
+      <w:hyperlink w:history="1" r:id="rIdwq9l0-ws15bvjvsy7ltkr">
         <w:r>
           <w:rPr>
             <w:sz w:val="18"/>
@@ -1016,7 +1016,7 @@
         </w:rPr>
         <w:t xml:space="preserve">	</w:t>
       </w:r>
-      <w:hyperlink w:history="1" r:id="rIdqw_udkxsnzlm2x1ei9vd-">
+      <w:hyperlink w:history="1" r:id="rIdomlgdbuautmi4n5ej6qwp">
         <w:r>
           <w:rPr>
             <w:sz w:val="18"/>
@@ -1082,7 +1082,7 @@
         </w:rPr>
         <w:t xml:space="preserve">	</w:t>
       </w:r>
-      <w:hyperlink w:history="1" r:id="rIdxfwfgqmyim9i40aadvurv">
+      <w:hyperlink w:history="1" r:id="rIdsig-nzfwl04tvoq4uiijb">
         <w:r>
           <w:rPr>
             <w:sz w:val="18"/>
@@ -1167,7 +1167,7 @@
         </w:rPr>
         <w:t xml:space="preserve">	</w:t>
       </w:r>
-      <w:hyperlink w:history="1" r:id="rIdiogw6cdzgdpqrcpyuc6tk">
+      <w:hyperlink w:history="1" r:id="rIdkoozaecm73lzvs7rguzur">
         <w:r>
           <w:rPr>
             <w:sz w:val="18"/>
@@ -1264,7 +1264,7 @@
         </w:rPr>
         <w:t xml:space="preserve">	</w:t>
       </w:r>
-      <w:hyperlink w:history="1" r:id="rIdsg8rnpqwrhqqx7rwhs5cw">
+      <w:hyperlink w:history="1" r:id="rId4e-bmggexoalmif7qfqql">
         <w:r>
           <w:rPr>
             <w:sz w:val="18"/>
@@ -1409,7 +1409,7 @@
         </w:rPr>
         <w:t xml:space="preserve">	</w:t>
       </w:r>
-      <w:hyperlink w:history="1" r:id="rId_pkzs0tu_c0lxsvhtd9ya">
+      <w:hyperlink w:history="1" r:id="rIdb-pel9up2olp2jpomw2ty">
         <w:r>
           <w:rPr>
             <w:sz w:val="18"/>
@@ -1655,7 +1655,7 @@
         </w:rPr>
         <w:t xml:space="preserve">	</w:t>
       </w:r>
-      <w:hyperlink w:history="1" r:id="rIdm9yozedqagbxebef5bc9i">
+      <w:hyperlink w:history="1" r:id="rIdkycbyxzxl20zhf-r1_mdm">
         <w:r>
           <w:rPr>
             <w:sz w:val="18"/>
